--- a/文档/MOCE聚类最终结果分析指南_医学生版.docx
+++ b/文档/MOCE聚类最终结果分析指南_医学生版.docx
@@ -39,13 +39,9 @@
       <w:r>
         <w:t>项目：基于概念提取技术的胃早癌诊断模型透明化研究</w:t>
         <w:br/>
-      </w:r>
-      <w:r>
         <w:t>适用结果：第二批按患者整理的数据，ResNet50 / EfficientNet-B0</w:t>
         <w:br/>
-      </w:r>
-      <w:r>
-        <w:t>版本日期：2026年7月15日</w:t>
+        <w:t>版本日期：2026年7月17日</w:t>
       </w:r>
     </w:p>
     <w:tbl>
@@ -242,6 +238,73 @@
       </w:tr>
     </w:tbl>
     <w:p/>
+    <w:p>
+      <w:pPr>
+        <w:pStyle w:val="Heading2"/>
+      </w:pPr>
+      <w:r>
+        <w:t>3. 原论文是否聚类“非癌”</w:t>
+      </w:r>
+    </w:p>
+    <w:p>
+      <w:pPr/>
+      <w:r>
+        <w:t>原MOCE论文使用的是ImageNet和Places365等多分类数据集，并不存在胃镜研究中“癌/非癌”这样的医学负类，因此论文没有单独写“聚类非癌”。</w:t>
+      </w:r>
+    </w:p>
+    <w:p>
+      <w:pPr/>
+      <w:r>
+        <w:t>但是，原论文的方法是按目标类别分别建立图片集合并独立发现概念：ImageNet选取100个类别，每类随机抽取50张图片；Places365使用全部365个类别，每类随机抽取50张图片。每个类别分别提取候选区域、生成特征向量并进行聚类。</w:t>
+      </w:r>
+    </w:p>
+    <w:p>
+      <w:pPr/>
+      <w:r>
+        <w:t>对应到本项目，二分类模型有class_0和class_1两个输出类别，因此分别聚类非癌与癌/高级别，符合原论文“按类别提取概念”的基本思路。</w:t>
+      </w:r>
+    </w:p>
+    <w:p>
+      <w:pPr/>
+      <w:r>
+        <w:t>需要注意的是，class_0表示“非癌”，不等同于完全正常。它可能同时包括炎症、肠化、低级别、息肉及其他良性表现，内部异质性比原论文中单一物体或场景类别更大。因此，class_0的概念可能更分散，也可能包含通用胃黏膜、反光、皱襞、暗腔或拍摄风格。</w:t>
+      </w:r>
+    </w:p>
+    <w:p>
+      <w:pPr>
+        <w:pStyle w:val="ListBullet"/>
+      </w:pPr>
+      <w:r>
+        <w:t>class_1应作为主要医学解释对象：重点分析重要概念、请医生命名，并判断是否符合早癌或高级别病变特征。</w:t>
+      </w:r>
+    </w:p>
+    <w:p>
+      <w:pPr>
+        <w:pStyle w:val="ListBullet"/>
+      </w:pPr>
+      <w:r>
+        <w:t>class_0主要作为对照：用于理解模型判断非癌的依据，并排查医院来源、设备风格、反光和边框等非医学捷径。</w:t>
+      </w:r>
+    </w:p>
+    <w:p>
+      <w:pPr>
+        <w:pStyle w:val="ListBullet"/>
+      </w:pPr>
+      <w:r>
+        <w:t>不要求医生为class_0的全部25个概念逐一命名，可优先查看重要性高、患者覆盖广、与class_1容易混淆或疑似存在域偏差的概念。</w:t>
+      </w:r>
+    </w:p>
+    <w:p>
+      <w:pPr>
+        <w:pStyle w:val="ListBullet"/>
+      </w:pPr>
+      <w:r>
+        <w:t>class_0候选区域或患者数量较多，并不代表非癌概念比癌概念更重要；不同类别的概念重要性只在各自类别内部计算和排序。</w:t>
+      </w:r>
+    </w:p>
+    <w:p>
+      <w:pPr/>
+    </w:p>
     <w:p>
       <w:pPr>
         <w:pStyle w:val="Heading1"/>
